--- a/02_LEZIONE_2/BES/L2_scheda_sistema_documento_CHECKLIST.docx
+++ b/02_LEZIONE_2/BES/L2_scheda_sistema_documento_CHECKLIST.docx
@@ -416,7 +416,17 @@
       </w:pPr>
       <w:r>
         <w:rPr/>
-        <w:t xml:space="preserve">☐  Apro </w:t>
+        <w:t xml:space="preserve">☐  Apro la </w:t>
+      </w:r>
+      <w:r>
+        <w:rPr>
+          <w:b/>
+        </w:rPr>
+        <w:t>palestra della selezione</w:t>
+      </w:r>
+      <w:r>
+        <w:rPr/>
+        <w:t xml:space="preserve"> dal link nella consegna (oppure scarico </w:t>
       </w:r>
       <w:r>
         <w:rPr>
@@ -426,7 +436,7 @@
       </w:r>
       <w:r>
         <w:rPr/>
-        <w:t xml:space="preserve"> (doppio clic). Se vedo il nome di un altro studente: </w:t>
+        <w:t xml:space="preserve"> e lo apro con doppio clic). Se vedo il nome di un altro studente: </w:t>
       </w:r>
       <w:r>
         <w:rPr>
